--- a/email/templates/Invitation IUMRS-ICEM2026_Co-chair_v2_template.docx
+++ b/email/templates/Invitation IUMRS-ICEM2026_Co-chair_v2_template.docx
@@ -295,7 +295,17 @@
           <w:color w:val="222222"/>
           <w:sz w:val="24"/>
           <w:szCs w:val="24"/>
-          <w:highlight w:val="yellow"/>
+        </w:rPr>
+        <w:t>{{</w:t>
+      </w:r>
+      <w:r>
+        <w:rPr>
+          <w:rFonts w:ascii="Calibri" w:eastAsia="Times New Roman" w:hAnsi="Calibri" w:cs="Calibri"/>
+          <w:b/>
+          <w:bCs/>
+          <w:color w:val="222222"/>
+          <w:sz w:val="24"/>
+          <w:szCs w:val="24"/>
         </w:rPr>
         <w:t>Name</w:t>
       </w:r>
@@ -307,7 +317,17 @@
           <w:color w:val="222222"/>
           <w:sz w:val="24"/>
           <w:szCs w:val="24"/>
-          <w:highlight w:val="yellow"/>
+        </w:rPr>
+        <w:t>}}</w:t>
+      </w:r>
+      <w:r>
+        <w:rPr>
+          <w:rFonts w:ascii="Calibri" w:eastAsia="Times New Roman" w:hAnsi="Calibri" w:cs="Calibri"/>
+          <w:b/>
+          <w:bCs/>
+          <w:color w:val="222222"/>
+          <w:sz w:val="24"/>
+          <w:szCs w:val="24"/>
         </w:rPr>
         <w:t>,</w:t>
       </w:r>
@@ -417,7 +437,6 @@
           <w:bCs/>
           <w:sz w:val="24"/>
           <w:szCs w:val="24"/>
-          <w:highlight w:val="yellow"/>
         </w:rPr>
         <w:t>Co-c</w:t>
       </w:r>
@@ -428,7 +447,6 @@
           <w:bCs/>
           <w:sz w:val="24"/>
           <w:szCs w:val="24"/>
-          <w:highlight w:val="yellow"/>
         </w:rPr>
         <w:t xml:space="preserve">hair </w:t>
       </w:r>
@@ -445,6 +463,7 @@
           <w:rFonts w:ascii="Calibri" w:eastAsia="Times New Roman" w:hAnsi="Calibri" w:cs="Calibri"/>
           <w:b/>
           <w:bCs/>
+          <w:color w:val="222222"/>
           <w:sz w:val="24"/>
           <w:szCs w:val="24"/>
         </w:rPr>
@@ -455,21 +474,32 @@
           <w:rFonts w:ascii="Calibri" w:eastAsia="Times New Roman" w:hAnsi="Calibri" w:cs="Calibri"/>
           <w:b/>
           <w:bCs/>
+          <w:color w:val="222222"/>
+          <w:sz w:val="24"/>
+          <w:szCs w:val="24"/>
+        </w:rPr>
+        <w:t>{{</w:t>
+      </w:r>
+      <w:r>
+        <w:rPr>
+          <w:rFonts w:ascii="Calibri" w:eastAsia="Times New Roman" w:hAnsi="Calibri" w:cs="Calibri"/>
+          <w:b/>
+          <w:bCs/>
           <w:noProof/>
-          <w:sz w:val="24"/>
-          <w:szCs w:val="24"/>
-          <w:highlight w:val="yellow"/>
-        </w:rPr>
-        <w:t>Num</w:t>
-      </w:r>
-      <w:r>
-        <w:rPr>
-          <w:rFonts w:ascii="Calibri" w:eastAsia="Times New Roman" w:hAnsi="Calibri" w:cs="Calibri"/>
-          <w:b/>
-          <w:bCs/>
-          <w:sz w:val="24"/>
-          <w:szCs w:val="24"/>
-          <w:highlight w:val="yellow"/>
+          <w:color w:val="222222"/>
+          <w:sz w:val="24"/>
+          <w:szCs w:val="24"/>
+        </w:rPr>
+        <w:t>Num}}</w:t>
+      </w:r>
+      <w:r>
+        <w:rPr>
+          <w:rFonts w:ascii="Calibri" w:eastAsia="Times New Roman" w:hAnsi="Calibri" w:cs="Calibri"/>
+          <w:b/>
+          <w:bCs/>
+          <w:color w:val="222222"/>
+          <w:sz w:val="24"/>
+          <w:szCs w:val="24"/>
         </w:rPr>
         <w:t xml:space="preserve">: </w:t>
       </w:r>
@@ -478,12 +508,35 @@
           <w:rFonts w:ascii="Calibri" w:eastAsia="Times New Roman" w:hAnsi="Calibri" w:cs="Calibri"/>
           <w:b/>
           <w:bCs/>
+          <w:color w:val="222222"/>
+          <w:sz w:val="24"/>
+          <w:szCs w:val="24"/>
+        </w:rPr>
+        <w:t>{{</w:t>
+      </w:r>
+      <w:r>
+        <w:rPr>
+          <w:rFonts w:ascii="Calibri" w:eastAsia="Times New Roman" w:hAnsi="Calibri" w:cs="Calibri"/>
+          <w:b/>
+          <w:bCs/>
           <w:noProof/>
-          <w:sz w:val="24"/>
-          <w:szCs w:val="24"/>
-          <w:highlight w:val="yellow"/>
+          <w:color w:val="000000" w:themeColor="text1"/>
+          <w:sz w:val="24"/>
+          <w:szCs w:val="24"/>
         </w:rPr>
         <w:t>Symposia</w:t>
+      </w:r>
+      <w:r>
+        <w:rPr>
+          <w:rFonts w:ascii="Calibri" w:eastAsia="Times New Roman" w:hAnsi="Calibri" w:cs="Calibri"/>
+          <w:b/>
+          <w:bCs/>
+          <w:noProof/>
+          <w:color w:val="000000" w:themeColor="text1"/>
+          <w:sz w:val="24"/>
+          <w:szCs w:val="24"/>
+        </w:rPr>
+        <w:t>}}</w:t>
       </w:r>
       <w:r>
         <w:rPr>

--- a/email/templates/Invitation IUMRS-ICEM2026_Co-chair_v2_template.docx
+++ b/email/templates/Invitation IUMRS-ICEM2026_Co-chair_v2_template.docx
@@ -358,6 +358,7 @@
     </w:p>
     <w:p>
       <w:pPr>
+        <w:spacing w:line="276" w:lineRule="auto"/>
         <w:ind w:firstLine="720"/>
         <w:jc w:val="both"/>
         <w:rPr>
